--- a/formal_choptuik/monographs/ru/Monograph_II_Gaps_RU.docx
+++ b/formal_choptuik/monographs/ru/Monograph_II_Gaps_RU.docx
@@ -173,7 +173,7 @@
                 <w:sz w:val="24"/>
                 <w:szCs w:val="24"/>
               </w:rPr>
-              <w:t xml:space="preserve">Версия 0.3.0 · Нальчик · 2026</w:t>
+              <w:t>Нальчик · 2026</w:t>
             </w:r>
           </w:p>
           <w:p>
@@ -275,6 +275,21 @@
           <w:szCs w:val="24"/>
         </w:rPr>
         <w:t xml:space="preserve">Проводится полное сравнительное исследование систем доказательств Isabelle/HOL, Coq/Rocq и Lean 4 по критериям логики, библиотечного покрытия, автоматизации и интеграции с Python; обосновывается выбор Lean 4 с mathlib. Формулируется техническое задание: среда Lean 4 + Lake, модульная организация Choptuik.*, дисциплина CI с аудитом аксиом и sorried-фрагментов, аксиоматическая база из трёх стандартных аксиом (Classical.choice, propext, Quot.sound) и регрессионная блокировка протокола моста.</w:t>
+      </w:r>
+    </w:p>
+    <w:p>
+      <w:pPr>
+        <w:spacing w:after="80"/>
+        <w:ind w:firstLine="480"/>
+        <w:jc w:val="both"/>
+      </w:pPr>
+      <w:r>
+        <w:rPr>
+          <w:rFonts w:ascii="Times New Roman" w:hAnsi="Times New Roman"/>
+          <w:color w:val="242424"/>
+          <w:sz w:val="24"/>
+        </w:rPr>
+        <w:t>Примечание о состоянии программы. После написания этого тома программа продвинулась: дерево теории свободно от обязательств (ни одного sorry) и чисто по аксиомам, интервальная арифметика (гэп G5) закрыта с доказанными теоремами корректности, аксиоматическая база (G6) зафиксирована и проверяется в CI, а мост Lean⇄Python несёт живой канал сертификатов, чьи точные рациональные артефакты проверяются в Lean и разряжаются в итоговые теоремы. Настоящий том сохраняет исходную перспективу дорожной карты; ревизионный снимок текущего состояния дан в Томе III серии «Канал сертификатов и архитектура доверия».</w:t>
       </w:r>
     </w:p>
     <w:p>
@@ -2205,7 +2220,7 @@
           <w:sz w:val="24"/>
           <w:szCs w:val="24"/>
         </w:rPr>
-        <w:t xml:space="preserve">G4 (High) — мост между формальным доказательством и численными расчётами. Без типизированного канала численные данные не могут входить в доказательства, а формальные константы не могут проверяться численно. Решение — ZeroMQ-протокол с шестью методами и регрессионной блокировкой изменений; инженерная часть закрывается на этапе I. G5 (Medium) — интервальная арифметика: строгие оценки погрешностей, наследующие идеологию целочисленных сертификатов Рейтерера–Трубовица. В Python-крыле службы уже реализован класс Interval с направленным округлением через math.nextafter; в Lean требуется доказать корректность операций — задача этапа I, закрывающаяся вместе с mul_sound.</w:t>
+        <w:t>G4 (High) — мост между формальным доказательством и численными расчётами. Без типизированного канала численные данные не могут входить в доказательства, а формальные константы не могут проверяться численно. Решение — ZeroMQ-протокол с семью методами и регрессионной блокировкой изменений; инженерная часть закрывается на этапе I. G5 (Medium) — интервальная арифметика: строгие оценки погрешностей, наследующие идеологию целочисленных сертификатов Рейтерера–Трубовица. В Python-крыле службы уже реализован класс Interval с направленным округлением через math.nextafter; в Lean требуется доказать корректность операций — задача этапа I, закрывающаяся вместе с mul_sound.</w:t>
       </w:r>
     </w:p>
     <w:p>
@@ -5199,7 +5214,7 @@
           <w:sz w:val="24"/>
           <w:szCs w:val="24"/>
         </w:rPr>
-        <w:t xml:space="preserve">Интеграция с Python строится по архитектуре из тома I: Lean-клиент, ZeroMQ REQ/REP, JSON-протокол версии 1.0, шесть методов, регрессионная блокировка изменений протокола тестами. Контроль качества четырёхуровневый: lake build с аудиторами аксиом и sorry-тегов; pytest для сервиса (14 регрессионных тестов, включая протокольные); регенерационный тест данных из seed 1993; ревью естественноязыковых комментариев — каждый формальный фрагмент обязан нести пояснение своего места в дереве доказательства. Процесс работы — Git с ветвями по задачам этапов; каждая значимая математическая идея сначала фиксируется текстом в blueprint, затем кодом.</w:t>
+        <w:t>Интеграция с Python строится по архитектуре из тома I: Lean-клиент, ZeroMQ REQ/REP, JSON-протокол версии 1.1, семь методов, регрессионная блокировка изменений протокола тестами. Контроль качества четырёхуровневый: lake build с аудиторами аксиом и sorry-тегов; pytest для сервиса (65 регрессионных тестов, включая протокольные); регенерационный тест данных из seed 1993; ревью естественноязыковых комментариев — каждый формальный фрагмент обязан нести пояснение своего места в дереве доказательства. Процесс работы — Git с ветвями по задачам этапов; каждая значимая математическая идея сначала фиксируется текстом в blueprint, затем кодом.</w:t>
       </w:r>
     </w:p>
     <w:p>
@@ -5458,7 +5473,7 @@
                 <w:sz w:val="20"/>
                 <w:szCs w:val="20"/>
               </w:rPr>
-              <w:t xml:space="preserve">pytest (14 тестов)</w:t>
+              <w:t>pytest (65 тестов)</w:t>
             </w:r>
           </w:p>
         </w:tc>
